--- a/Manual/Common_Pitfalls_ICP-Base.docx
+++ b/Manual/Common_Pitfalls_ICP-Base.docx
@@ -166,8 +166,37 @@
         </w:rPr>
         <w:t xml:space="preserve"> </w:t>
       </w:r>
-      <w:r>
-        <w:t>Trust me, I wished as much as you that you didn't need it</w:t>
+    </w:p>
+    <w:p>
+      <w:pPr>
+        <w:jc w:val="both"/>
+        <w:rPr>
+          <w:lang w:val="en-US"/>
+        </w:rPr>
+      </w:pPr>
+      <w:r>
+        <w:t xml:space="preserve">Trust me, I wish as much as you that you </w:t>
+      </w:r>
+      <w:r>
+        <w:rPr>
+          <w:lang w:val="en-US"/>
+        </w:rPr>
+        <w:t>don’t</w:t>
+      </w:r>
+      <w:r>
+        <w:rPr>
+          <w:lang w:val="en-US"/>
+        </w:rPr>
+        <w:t xml:space="preserve"> </w:t>
+      </w:r>
+      <w:r>
+        <w:t xml:space="preserve">need </w:t>
+      </w:r>
+      <w:r>
+        <w:rPr>
+          <w:lang w:val="en-US"/>
+        </w:rPr>
+        <w:t>this</w:t>
       </w:r>
       <w:r>
         <w:rPr>
@@ -211,13 +240,7 @@
         <w:rPr>
           <w:lang w:val="en-US"/>
         </w:rPr>
-        <w:t>ICP-Base_log.txt</w:t>
-      </w:r>
-      <w:r>
-        <w:rPr>
-          <w:lang w:val="en-US"/>
-        </w:rPr>
-        <w:t xml:space="preserve"> </w:t>
+        <w:t xml:space="preserve">ICP-Base_log.txt </w:t>
       </w:r>
       <w:r>
         <w:rPr>
@@ -270,12 +293,6 @@
       <w:r>
         <w:t>he saved base, project, or session file</w:t>
       </w:r>
-      <w:r>
-        <w:rPr>
-          <w:lang w:val="en-US"/>
-        </w:rPr>
-        <w:t xml:space="preserve"> (.mat)</w:t>
-      </w:r>
     </w:p>
     <w:p>
       <w:pPr>
@@ -289,10 +306,7 @@
         <w:t>All data shared with me is treated as strictly confidential and will not be passed on to any third party.</w:t>
       </w:r>
       <w:r>
-        <w:t xml:space="preserve"> </w:t>
-      </w:r>
-      <w:r>
-        <w:t>And frankly, I have neither the time nor the inclination to publish your data before you — I'm already drowning in my own.</w:t>
+        <w:t xml:space="preserve"> And frankly, I have neither the time nor the inclination to publish your data before you — I'm already drowning in my own.</w:t>
       </w:r>
     </w:p>
     <w:p>
@@ -434,7 +448,7 @@
         <w:rPr>
           <w:lang w:val="en-US"/>
         </w:rPr>
-        <w:t>Did you load a base, project or session (.mat) file that you previously saved somewhere? If no there is no data</w:t>
+        <w:t>Did you load a base, project or session file that you previously saved somewhere? If no there is no data</w:t>
       </w:r>
       <w:r>
         <w:rPr>
@@ -983,7 +997,19 @@
         <w:rPr>
           <w:lang w:val="en-US"/>
         </w:rPr>
-        <w:t xml:space="preserve">Did you correctly detect the signal starts and ends in the Import Module? If no the visualization will not work properly. You can jump back to the Import Module and change the detection threshold for the Single file type and </w:t>
+        <w:t>Did you correctly detect the signal starts and ends in the Import Module? If no</w:t>
+      </w:r>
+      <w:r>
+        <w:rPr>
+          <w:lang w:val="en-US"/>
+        </w:rPr>
+        <w:t>t</w:t>
+      </w:r>
+      <w:r>
+        <w:rPr>
+          <w:lang w:val="en-US"/>
+        </w:rPr>
+        <w:t xml:space="preserve"> the visualization will not work properly. You can jump back to the Import Module and change the detection threshold for the Single file type and </w:t>
       </w:r>
       <w:r>
         <w:rPr>
@@ -1037,7 +1063,19 @@
         <w:rPr>
           <w:lang w:val="en-US"/>
         </w:rPr>
-        <w:t>Did you correctly detect the signal starts and ends in the Import Module? If no the visualization will not work properly. You can jump back to the Import Module and change the detection threshold for the Single file type and use the global indent feature for the continuous file type to detect them properly. See the extensive manual for more information.</w:t>
+        <w:t>Did you correctly detect the signal starts and ends in the Import Module? If no</w:t>
+      </w:r>
+      <w:r>
+        <w:rPr>
+          <w:lang w:val="en-US"/>
+        </w:rPr>
+        <w:t>t</w:t>
+      </w:r>
+      <w:r>
+        <w:rPr>
+          <w:lang w:val="en-US"/>
+        </w:rPr>
+        <w:t xml:space="preserve"> the visualization will not work properly. You can jump back to the Import Module and change the detection threshold for the Single file type and use the global indent feature for the continuous file type to detect them properly. See the extensive manual for more information.</w:t>
       </w:r>
     </w:p>
     <w:p>
@@ -1085,7 +1123,19 @@
         <w:rPr>
           <w:lang w:val="en-US"/>
         </w:rPr>
-        <w:t>Did you correctly detect the signal starts and ends in the Import Module? If no the visualization will not work properly. You can jump back to the Import Module and change the detection threshold for the Single file type and use the global indent feature for the continuous file type to detect them properly. See the extensive manual for more information.</w:t>
+        <w:t>Did you correctly detect the signal starts and ends in the Import Module? If no</w:t>
+      </w:r>
+      <w:r>
+        <w:rPr>
+          <w:lang w:val="en-US"/>
+        </w:rPr>
+        <w:t>t</w:t>
+      </w:r>
+      <w:r>
+        <w:rPr>
+          <w:lang w:val="en-US"/>
+        </w:rPr>
+        <w:t xml:space="preserve"> the visualization will not work properly. You can jump back to the Import Module and change the detection threshold for the Single file type and use the global indent feature for the continuous file type to detect them properly. See the extensive manual for more information.</w:t>
       </w:r>
     </w:p>
     <w:p>

--- a/Manual/Common_Pitfalls_ICP-Base.docx
+++ b/Manual/Common_Pitfalls_ICP-Base.docx
@@ -152,20 +152,45 @@
         <w:rPr>
           <w:lang w:val="en-US"/>
         </w:rPr>
-        <w:t>Please try fixing the problem first using this guide. If you cannot identify and resolve the problem, feel free to write me an email</w:t>
-      </w:r>
-      <w:r>
-        <w:rPr>
-          <w:lang w:val="en-US"/>
-        </w:rPr>
-        <w:t>!</w:t>
-      </w:r>
-      <w:r>
-        <w:rPr>
-          <w:lang w:val="en-US"/>
-        </w:rPr>
-        <w:t xml:space="preserve"> </w:t>
-      </w:r>
+        <w:t xml:space="preserve">Please try fixing the problem first using this guide. </w:t>
+      </w:r>
+    </w:p>
+    <w:p>
+      <w:pPr>
+        <w:jc w:val="both"/>
+        <w:rPr>
+          <w:lang w:val="en-US"/>
+        </w:rPr>
+      </w:pPr>
+      <w:r>
+        <w:rPr>
+          <w:lang w:val="en-US"/>
+        </w:rPr>
+        <w:t>If you cannot identify and resolve the problem, feel free to write me an email</w:t>
+      </w:r>
+      <w:r>
+        <w:rPr>
+          <w:lang w:val="en-US"/>
+        </w:rPr>
+        <w:t xml:space="preserve"> or open an issue at </w:t>
+      </w:r>
+      <w:hyperlink r:id="rId6" w:history="1">
+        <w:r>
+          <w:rPr>
+            <w:rStyle w:val="Hyperlink"/>
+            <w:lang w:val="en-US"/>
+          </w:rPr>
+          <w:t>https://github.com/GeoSebastianStumpf/ICP-Base/issues</w:t>
+        </w:r>
+      </w:hyperlink>
+    </w:p>
+    <w:p>
+      <w:pPr>
+        <w:jc w:val="both"/>
+        <w:rPr>
+          <w:lang w:val="en-US"/>
+        </w:rPr>
+      </w:pPr>
     </w:p>
     <w:p>
       <w:pPr>
@@ -370,28 +395,6 @@
           <w:lang w:val="en-US"/>
         </w:rPr>
       </w:pPr>
-    </w:p>
-    <w:p>
-      <w:pPr>
-        <w:jc w:val="both"/>
-        <w:rPr>
-          <w:lang w:val="en-US"/>
-        </w:rPr>
-      </w:pPr>
-    </w:p>
-    <w:p>
-      <w:pPr>
-        <w:jc w:val="both"/>
-        <w:rPr>
-          <w:lang w:val="en-US"/>
-        </w:rPr>
-      </w:pPr>
-      <w:r>
-        <w:rPr>
-          <w:lang w:val="en-US"/>
-        </w:rPr>
-        <w:br w:type="page"/>
-      </w:r>
     </w:p>
     <w:p>
       <w:pPr>
@@ -1185,6 +1188,7 @@
         </w:rPr>
         <w:t xml:space="preserve">Is the </w:t>
       </w:r>
+      <w:proofErr w:type="spellStart"/>
       <w:r>
         <w:rPr>
           <w:lang w:val="en-US"/>
@@ -1197,6 +1201,7 @@
         </w:rPr>
         <w:t>atatips</w:t>
       </w:r>
+      <w:proofErr w:type="spellEnd"/>
       <w:r>
         <w:rPr>
           <w:lang w:val="en-US"/>
@@ -1372,7 +1377,21 @@
         <w:rPr>
           <w:lang w:val="en-US"/>
         </w:rPr>
-        <w:t xml:space="preserve">seeing any RMs in the listbox? </w:t>
+        <w:t xml:space="preserve">seeing any RMs in the </w:t>
+      </w:r>
+      <w:proofErr w:type="spellStart"/>
+      <w:r>
+        <w:rPr>
+          <w:lang w:val="en-US"/>
+        </w:rPr>
+        <w:t>listbox</w:t>
+      </w:r>
+      <w:proofErr w:type="spellEnd"/>
+      <w:r>
+        <w:rPr>
+          <w:lang w:val="en-US"/>
+        </w:rPr>
+        <w:t xml:space="preserve">? </w:t>
       </w:r>
     </w:p>
     <w:p>
@@ -1397,7 +1416,21 @@
         <w:rPr>
           <w:lang w:val="en-US"/>
         </w:rPr>
-        <w:t xml:space="preserve">does the Documents/ICP-Base/RM_Files </w:t>
+        <w:t>does the Documents/ICP-Base/</w:t>
+      </w:r>
+      <w:proofErr w:type="spellStart"/>
+      <w:r>
+        <w:rPr>
+          <w:lang w:val="en-US"/>
+        </w:rPr>
+        <w:t>RM_Files</w:t>
+      </w:r>
+      <w:proofErr w:type="spellEnd"/>
+      <w:r>
+        <w:rPr>
+          <w:lang w:val="en-US"/>
+        </w:rPr>
+        <w:t xml:space="preserve"> </w:t>
       </w:r>
       <w:r>
         <w:rPr>
@@ -1552,7 +1585,21 @@
         <w:rPr>
           <w:lang w:val="en-US"/>
         </w:rPr>
-        <w:t xml:space="preserve"> correctly do the classification (CALs, Bracket IDs etc)? ICP-Base only supports bracketing</w:t>
+        <w:t xml:space="preserve"> correctly do the classification (CALs, Bracket IDs </w:t>
+      </w:r>
+      <w:proofErr w:type="spellStart"/>
+      <w:r>
+        <w:rPr>
+          <w:lang w:val="en-US"/>
+        </w:rPr>
+        <w:t>etc</w:t>
+      </w:r>
+      <w:proofErr w:type="spellEnd"/>
+      <w:r>
+        <w:rPr>
+          <w:lang w:val="en-US"/>
+        </w:rPr>
+        <w:t>)? ICP-Base only supports bracketing</w:t>
       </w:r>
       <w:r>
         <w:rPr>
@@ -1831,7 +1878,14 @@
         <w:rPr>
           <w:lang w:val="en-US"/>
         </w:rPr>
-        <w:t>Show Oxides that will be used. If this does not work there is a problem with your Oxides.csv which should be found in Documents/ICP-Base/Total_</w:t>
+        <w:t>Show Oxides that will be used. If this does not work there is a problem with your Oxides.csv which should be found in Documents/ICP-Base/</w:t>
+      </w:r>
+      <w:proofErr w:type="spellStart"/>
+      <w:r>
+        <w:rPr>
+          <w:lang w:val="en-US"/>
+        </w:rPr>
+        <w:t>Total_</w:t>
       </w:r>
       <w:r>
         <w:rPr>
@@ -1839,6 +1893,7 @@
         </w:rPr>
         <w:t>Oxide_Calculations</w:t>
       </w:r>
+      <w:proofErr w:type="spellEnd"/>
       <w:r>
         <w:rPr>
           <w:lang w:val="en-US"/>
@@ -5035,6 +5090,7 @@
   <w:style w:type="character" w:default="1" w:styleId="DefaultParagraphFont">
     <w:name w:val="Default Paragraph Font"/>
     <w:uiPriority w:val="1"/>
+    <w:semiHidden/>
     <w:unhideWhenUsed/>
   </w:style>
   <w:style w:type="table" w:default="1" w:styleId="TableNormal">
@@ -5412,6 +5468,29 @@
       <w:effect w:val="none"/>
     </w:rPr>
   </w:style>
+  <w:style w:type="character" w:styleId="Hyperlink">
+    <w:name w:val="Hyperlink"/>
+    <w:basedOn w:val="DefaultParagraphFont"/>
+    <w:uiPriority w:val="99"/>
+    <w:unhideWhenUsed/>
+    <w:rsid w:val="00D54A94"/>
+    <w:rPr>
+      <w:color w:val="467886" w:themeColor="hyperlink"/>
+      <w:u w:val="single"/>
+    </w:rPr>
+  </w:style>
+  <w:style w:type="character" w:styleId="UnresolvedMention">
+    <w:name w:val="Unresolved Mention"/>
+    <w:basedOn w:val="DefaultParagraphFont"/>
+    <w:uiPriority w:val="99"/>
+    <w:semiHidden/>
+    <w:unhideWhenUsed/>
+    <w:rsid w:val="00D54A94"/>
+    <w:rPr>
+      <w:color w:val="605E5C"/>
+      <w:shd w:val="clear" w:color="auto" w:fill="E1DFDD"/>
+    </w:rPr>
+  </w:style>
 </w:styles>
 </file>
 

--- a/Manual/Common_Pitfalls_ICP-Base.docx
+++ b/Manual/Common_Pitfalls_ICP-Base.docx
@@ -1782,7 +1782,10 @@
     <w:p>
       <w:pPr>
         <w:pStyle w:val="ListParagraph"/>
-        <w:ind w:left="1440"/>
+        <w:numPr>
+          <w:ilvl w:val="1"/>
+          <w:numId w:val="23"/>
+        </w:numPr>
         <w:rPr>
           <w:lang w:val="en-US"/>
         </w:rPr>
@@ -1803,7 +1806,7 @@
         <w:rPr>
           <w:lang w:val="en-US"/>
         </w:rPr>
-        <w:t>Why does the string compare not work?</w:t>
+        <w:t>Why are spots not quantified if I use total oxides?</w:t>
       </w:r>
     </w:p>
     <w:p>
@@ -1821,19 +1824,12 @@
         <w:rPr>
           <w:lang w:val="en-US"/>
         </w:rPr>
-        <w:t xml:space="preserve">Did you select the correct </w:t>
-      </w:r>
-      <w:r>
-        <w:rPr>
-          <w:lang w:val="en-US"/>
-        </w:rPr>
-        <w:t>column to compare to?</w:t>
+        <w:t>A problem could be that you selected e.g. “Si29” in the “Analyte” column in the Quantification Module instead of “Total Oxides”.</w:t>
       </w:r>
     </w:p>
     <w:p>
       <w:pPr>
         <w:pStyle w:val="ListParagraph"/>
-        <w:ind w:left="1440"/>
         <w:rPr>
           <w:lang w:val="en-US"/>
         </w:rPr>
@@ -1854,7 +1850,7 @@
         <w:rPr>
           <w:lang w:val="en-US"/>
         </w:rPr>
-        <w:t>Why is the calculation failing?</w:t>
+        <w:t>Why does the string compare not work?</w:t>
       </w:r>
     </w:p>
     <w:p>
@@ -1872,33 +1868,40 @@
         <w:rPr>
           <w:lang w:val="en-US"/>
         </w:rPr>
-        <w:t xml:space="preserve">Check if the software correctly imported the oxides via Settings &gt; </w:t>
-      </w:r>
-      <w:r>
-        <w:rPr>
-          <w:lang w:val="en-US"/>
-        </w:rPr>
-        <w:t>Show Oxides that will be used. If this does not work there is a problem with your Oxides.csv which should be found in Documents/ICP-Base/</w:t>
-      </w:r>
-      <w:proofErr w:type="spellStart"/>
-      <w:r>
-        <w:rPr>
-          <w:lang w:val="en-US"/>
-        </w:rPr>
-        <w:t>Total_</w:t>
-      </w:r>
-      <w:r>
-        <w:rPr>
-          <w:lang w:val="en-US"/>
-        </w:rPr>
-        <w:t>Oxide_Calculations</w:t>
-      </w:r>
-      <w:proofErr w:type="spellEnd"/>
-      <w:r>
-        <w:rPr>
-          <w:lang w:val="en-US"/>
-        </w:rPr>
-        <w:t xml:space="preserve">. </w:t>
+        <w:t xml:space="preserve">Did you select the correct </w:t>
+      </w:r>
+      <w:r>
+        <w:rPr>
+          <w:lang w:val="en-US"/>
+        </w:rPr>
+        <w:t>column to compare to?</w:t>
+      </w:r>
+    </w:p>
+    <w:p>
+      <w:pPr>
+        <w:pStyle w:val="ListParagraph"/>
+        <w:ind w:left="1440"/>
+        <w:rPr>
+          <w:lang w:val="en-US"/>
+        </w:rPr>
+      </w:pPr>
+    </w:p>
+    <w:p>
+      <w:pPr>
+        <w:pStyle w:val="ListParagraph"/>
+        <w:numPr>
+          <w:ilvl w:val="0"/>
+          <w:numId w:val="23"/>
+        </w:numPr>
+        <w:rPr>
+          <w:lang w:val="en-US"/>
+        </w:rPr>
+      </w:pPr>
+      <w:r>
+        <w:rPr>
+          <w:lang w:val="en-US"/>
+        </w:rPr>
+        <w:t>Why is the calculation failing?</w:t>
       </w:r>
     </w:p>
     <w:p>
@@ -1917,6 +1920,50 @@
           <w:lang w:val="en-US"/>
         </w:rPr>
         <w:lastRenderedPageBreak/>
+        <w:t xml:space="preserve">Check if the software correctly imported the oxides via Settings &gt; </w:t>
+      </w:r>
+      <w:r>
+        <w:rPr>
+          <w:lang w:val="en-US"/>
+        </w:rPr>
+        <w:t>Show Oxides that will be used. If this does not work there is a problem with your Oxides.csv which should be found in Documents/ICP-Base/</w:t>
+      </w:r>
+      <w:proofErr w:type="spellStart"/>
+      <w:r>
+        <w:rPr>
+          <w:lang w:val="en-US"/>
+        </w:rPr>
+        <w:t>Total_</w:t>
+      </w:r>
+      <w:r>
+        <w:rPr>
+          <w:lang w:val="en-US"/>
+        </w:rPr>
+        <w:t>Oxide_Calculations</w:t>
+      </w:r>
+      <w:proofErr w:type="spellEnd"/>
+      <w:r>
+        <w:rPr>
+          <w:lang w:val="en-US"/>
+        </w:rPr>
+        <w:t xml:space="preserve">. </w:t>
+      </w:r>
+    </w:p>
+    <w:p>
+      <w:pPr>
+        <w:pStyle w:val="ListParagraph"/>
+        <w:numPr>
+          <w:ilvl w:val="1"/>
+          <w:numId w:val="23"/>
+        </w:numPr>
+        <w:rPr>
+          <w:lang w:val="en-US"/>
+        </w:rPr>
+      </w:pPr>
+      <w:r>
+        <w:rPr>
+          <w:lang w:val="en-US"/>
+        </w:rPr>
         <w:t xml:space="preserve">The calculation generally only fails if something in the Modules beforehand </w:t>
       </w:r>
       <w:r>
@@ -1964,6 +2011,13 @@
         </w:rPr>
         <w:t>Results Module</w:t>
       </w:r>
+    </w:p>
+    <w:p>
+      <w:pPr>
+        <w:rPr>
+          <w:lang w:val="en-US"/>
+        </w:rPr>
+      </w:pPr>
     </w:p>
     <w:p>
       <w:pPr>
@@ -3681,6 +3735,119 @@
     </w:lvl>
   </w:abstractNum>
   <w:abstractNum w:abstractNumId="15" w15:restartNumberingAfterBreak="0">
+    <w:nsid w:val="48052522"/>
+    <w:multiLevelType w:val="hybridMultilevel"/>
+    <w:tmpl w:val="A3045562"/>
+    <w:lvl w:ilvl="0" w:tplc="10000001">
+      <w:start w:val="1"/>
+      <w:numFmt w:val="bullet"/>
+      <w:lvlText w:val=""/>
+      <w:lvlJc w:val="left"/>
+      <w:pPr>
+        <w:ind w:left="720" w:hanging="360"/>
+      </w:pPr>
+      <w:rPr>
+        <w:rFonts w:ascii="Symbol" w:hAnsi="Symbol" w:hint="default"/>
+      </w:rPr>
+    </w:lvl>
+    <w:lvl w:ilvl="1" w:tplc="10000003">
+      <w:start w:val="1"/>
+      <w:numFmt w:val="bullet"/>
+      <w:lvlText w:val="o"/>
+      <w:lvlJc w:val="left"/>
+      <w:pPr>
+        <w:ind w:left="1440" w:hanging="360"/>
+      </w:pPr>
+      <w:rPr>
+        <w:rFonts w:ascii="Courier New" w:hAnsi="Courier New" w:cs="Courier New" w:hint="default"/>
+      </w:rPr>
+    </w:lvl>
+    <w:lvl w:ilvl="2" w:tplc="10000005" w:tentative="1">
+      <w:start w:val="1"/>
+      <w:numFmt w:val="bullet"/>
+      <w:lvlText w:val=""/>
+      <w:lvlJc w:val="left"/>
+      <w:pPr>
+        <w:ind w:left="2160" w:hanging="360"/>
+      </w:pPr>
+      <w:rPr>
+        <w:rFonts w:ascii="Wingdings" w:hAnsi="Wingdings" w:hint="default"/>
+      </w:rPr>
+    </w:lvl>
+    <w:lvl w:ilvl="3" w:tplc="10000001" w:tentative="1">
+      <w:start w:val="1"/>
+      <w:numFmt w:val="bullet"/>
+      <w:lvlText w:val=""/>
+      <w:lvlJc w:val="left"/>
+      <w:pPr>
+        <w:ind w:left="2880" w:hanging="360"/>
+      </w:pPr>
+      <w:rPr>
+        <w:rFonts w:ascii="Symbol" w:hAnsi="Symbol" w:hint="default"/>
+      </w:rPr>
+    </w:lvl>
+    <w:lvl w:ilvl="4" w:tplc="10000003" w:tentative="1">
+      <w:start w:val="1"/>
+      <w:numFmt w:val="bullet"/>
+      <w:lvlText w:val="o"/>
+      <w:lvlJc w:val="left"/>
+      <w:pPr>
+        <w:ind w:left="3600" w:hanging="360"/>
+      </w:pPr>
+      <w:rPr>
+        <w:rFonts w:ascii="Courier New" w:hAnsi="Courier New" w:cs="Courier New" w:hint="default"/>
+      </w:rPr>
+    </w:lvl>
+    <w:lvl w:ilvl="5" w:tplc="10000005" w:tentative="1">
+      <w:start w:val="1"/>
+      <w:numFmt w:val="bullet"/>
+      <w:lvlText w:val=""/>
+      <w:lvlJc w:val="left"/>
+      <w:pPr>
+        <w:ind w:left="4320" w:hanging="360"/>
+      </w:pPr>
+      <w:rPr>
+        <w:rFonts w:ascii="Wingdings" w:hAnsi="Wingdings" w:hint="default"/>
+      </w:rPr>
+    </w:lvl>
+    <w:lvl w:ilvl="6" w:tplc="10000001" w:tentative="1">
+      <w:start w:val="1"/>
+      <w:numFmt w:val="bullet"/>
+      <w:lvlText w:val=""/>
+      <w:lvlJc w:val="left"/>
+      <w:pPr>
+        <w:ind w:left="5040" w:hanging="360"/>
+      </w:pPr>
+      <w:rPr>
+        <w:rFonts w:ascii="Symbol" w:hAnsi="Symbol" w:hint="default"/>
+      </w:rPr>
+    </w:lvl>
+    <w:lvl w:ilvl="7" w:tplc="10000003" w:tentative="1">
+      <w:start w:val="1"/>
+      <w:numFmt w:val="bullet"/>
+      <w:lvlText w:val="o"/>
+      <w:lvlJc w:val="left"/>
+      <w:pPr>
+        <w:ind w:left="5760" w:hanging="360"/>
+      </w:pPr>
+      <w:rPr>
+        <w:rFonts w:ascii="Courier New" w:hAnsi="Courier New" w:cs="Courier New" w:hint="default"/>
+      </w:rPr>
+    </w:lvl>
+    <w:lvl w:ilvl="8" w:tplc="10000005" w:tentative="1">
+      <w:start w:val="1"/>
+      <w:numFmt w:val="bullet"/>
+      <w:lvlText w:val=""/>
+      <w:lvlJc w:val="left"/>
+      <w:pPr>
+        <w:ind w:left="6480" w:hanging="360"/>
+      </w:pPr>
+      <w:rPr>
+        <w:rFonts w:ascii="Wingdings" w:hAnsi="Wingdings" w:hint="default"/>
+      </w:rPr>
+    </w:lvl>
+  </w:abstractNum>
+  <w:abstractNum w:abstractNumId="16" w15:restartNumberingAfterBreak="0">
     <w:nsid w:val="4A7A63AF"/>
     <w:multiLevelType w:val="hybridMultilevel"/>
     <w:tmpl w:val="DA4C2278"/>
@@ -3793,7 +3960,7 @@
       </w:rPr>
     </w:lvl>
   </w:abstractNum>
-  <w:abstractNum w:abstractNumId="16" w15:restartNumberingAfterBreak="0">
+  <w:abstractNum w:abstractNumId="17" w15:restartNumberingAfterBreak="0">
     <w:nsid w:val="50271DAC"/>
     <w:multiLevelType w:val="hybridMultilevel"/>
     <w:tmpl w:val="252C6EB2"/>
@@ -3879,7 +4046,7 @@
       </w:pPr>
     </w:lvl>
   </w:abstractNum>
-  <w:abstractNum w:abstractNumId="17" w15:restartNumberingAfterBreak="0">
+  <w:abstractNum w:abstractNumId="18" w15:restartNumberingAfterBreak="0">
     <w:nsid w:val="63B60610"/>
     <w:multiLevelType w:val="hybridMultilevel"/>
     <w:tmpl w:val="AA589254"/>
@@ -3992,7 +4159,7 @@
       </w:rPr>
     </w:lvl>
   </w:abstractNum>
-  <w:abstractNum w:abstractNumId="18" w15:restartNumberingAfterBreak="0">
+  <w:abstractNum w:abstractNumId="19" w15:restartNumberingAfterBreak="0">
     <w:nsid w:val="64C93A5C"/>
     <w:multiLevelType w:val="hybridMultilevel"/>
     <w:tmpl w:val="E1B468AC"/>
@@ -4105,7 +4272,7 @@
       </w:rPr>
     </w:lvl>
   </w:abstractNum>
-  <w:abstractNum w:abstractNumId="19" w15:restartNumberingAfterBreak="0">
+  <w:abstractNum w:abstractNumId="20" w15:restartNumberingAfterBreak="0">
     <w:nsid w:val="70E01898"/>
     <w:multiLevelType w:val="hybridMultilevel"/>
     <w:tmpl w:val="86444550"/>
@@ -4218,7 +4385,7 @@
       </w:rPr>
     </w:lvl>
   </w:abstractNum>
-  <w:abstractNum w:abstractNumId="20" w15:restartNumberingAfterBreak="0">
+  <w:abstractNum w:abstractNumId="21" w15:restartNumberingAfterBreak="0">
     <w:nsid w:val="769175D4"/>
     <w:multiLevelType w:val="hybridMultilevel"/>
     <w:tmpl w:val="453EDE0C"/>
@@ -4304,7 +4471,7 @@
       </w:pPr>
     </w:lvl>
   </w:abstractNum>
-  <w:abstractNum w:abstractNumId="21" w15:restartNumberingAfterBreak="0">
+  <w:abstractNum w:abstractNumId="22" w15:restartNumberingAfterBreak="0">
     <w:nsid w:val="77C04E1E"/>
     <w:multiLevelType w:val="hybridMultilevel"/>
     <w:tmpl w:val="8F8A1AFC"/>
@@ -4397,7 +4564,7 @@
     <w:abstractNumId w:val="14"/>
   </w:num>
   <w:num w:numId="2" w16cid:durableId="1279213390">
-    <w:abstractNumId w:val="16"/>
+    <w:abstractNumId w:val="17"/>
   </w:num>
   <w:num w:numId="3" w16cid:durableId="971328505">
     <w:abstractNumId w:val="14"/>
@@ -4421,16 +4588,16 @@
     <w:abstractNumId w:val="0"/>
   </w:num>
   <w:num w:numId="10" w16cid:durableId="370763277">
-    <w:abstractNumId w:val="15"/>
+    <w:abstractNumId w:val="16"/>
   </w:num>
   <w:num w:numId="11" w16cid:durableId="1301810549">
-    <w:abstractNumId w:val="18"/>
+    <w:abstractNumId w:val="19"/>
   </w:num>
   <w:num w:numId="12" w16cid:durableId="1107698759">
     <w:abstractNumId w:val="1"/>
   </w:num>
   <w:num w:numId="13" w16cid:durableId="1863661949">
-    <w:abstractNumId w:val="21"/>
+    <w:abstractNumId w:val="22"/>
   </w:num>
   <w:num w:numId="14" w16cid:durableId="3217473">
     <w:abstractNumId w:val="9"/>
@@ -4445,10 +4612,10 @@
     <w:abstractNumId w:val="14"/>
   </w:num>
   <w:num w:numId="18" w16cid:durableId="1176767431">
-    <w:abstractNumId w:val="20"/>
+    <w:abstractNumId w:val="21"/>
   </w:num>
   <w:num w:numId="19" w16cid:durableId="1880818219">
-    <w:abstractNumId w:val="17"/>
+    <w:abstractNumId w:val="18"/>
   </w:num>
   <w:num w:numId="20" w16cid:durableId="1410467987">
     <w:abstractNumId w:val="8"/>
@@ -4460,13 +4627,16 @@
     <w:abstractNumId w:val="13"/>
   </w:num>
   <w:num w:numId="23" w16cid:durableId="10186441">
-    <w:abstractNumId w:val="19"/>
+    <w:abstractNumId w:val="20"/>
   </w:num>
   <w:num w:numId="24" w16cid:durableId="711730966">
     <w:abstractNumId w:val="6"/>
   </w:num>
   <w:num w:numId="25" w16cid:durableId="1709796116">
     <w:abstractNumId w:val="2"/>
+  </w:num>
+  <w:num w:numId="26" w16cid:durableId="1823157402">
+    <w:abstractNumId w:val="15"/>
   </w:num>
 </w:numbering>
 </file>

--- a/Manual/Common_Pitfalls_ICP-Base.docx
+++ b/Manual/Common_Pitfalls_ICP-Base.docx
@@ -1782,10 +1782,7 @@
     <w:p>
       <w:pPr>
         <w:pStyle w:val="ListParagraph"/>
-        <w:numPr>
-          <w:ilvl w:val="1"/>
-          <w:numId w:val="23"/>
-        </w:numPr>
+        <w:ind w:left="1440"/>
         <w:rPr>
           <w:lang w:val="en-US"/>
         </w:rPr>
@@ -1806,7 +1803,13 @@
         <w:rPr>
           <w:lang w:val="en-US"/>
         </w:rPr>
-        <w:t>Why are spots not quantified if I use total oxides?</w:t>
+        <w:t xml:space="preserve">Why are spots not quantified </w:t>
+      </w:r>
+      <w:r>
+        <w:rPr>
+          <w:lang w:val="en-US"/>
+        </w:rPr>
+        <w:t>even though I selected an internal standard</w:t>
       </w:r>
     </w:p>
     <w:p>
@@ -1824,7 +1827,174 @@
         <w:rPr>
           <w:lang w:val="en-US"/>
         </w:rPr>
-        <w:t>A problem could be that you selected e.g. “Si29” in the “Analyte” column in the Quantification Module instead of “Total Oxides”.</w:t>
+        <w:t xml:space="preserve">You always have to make sure that you fill the correct columns in the table. </w:t>
+      </w:r>
+    </w:p>
+    <w:p>
+      <w:pPr>
+        <w:pStyle w:val="ListParagraph"/>
+        <w:numPr>
+          <w:ilvl w:val="2"/>
+          <w:numId w:val="23"/>
+        </w:numPr>
+        <w:rPr>
+          <w:lang w:val="en-US"/>
+        </w:rPr>
+      </w:pPr>
+      <w:r>
+        <w:rPr>
+          <w:lang w:val="en-US"/>
+        </w:rPr>
+        <w:t xml:space="preserve">If the “Analyte” column holds “Total Oxide” you have to fill the </w:t>
+      </w:r>
+      <w:r>
+        <w:rPr>
+          <w:lang w:val="en-US"/>
+        </w:rPr>
+        <w:t>“% Total Oxides” and “</w:t>
+      </w:r>
+      <w:proofErr w:type="spellStart"/>
+      <w:r>
+        <w:rPr>
+          <w:lang w:val="en-US"/>
+        </w:rPr>
+        <w:t>FeO</w:t>
+      </w:r>
+      <w:proofErr w:type="spellEnd"/>
+      <w:r>
+        <w:rPr>
+          <w:lang w:val="en-US"/>
+        </w:rPr>
+        <w:t>…” columns. The [µg/g] column stays empty.</w:t>
+      </w:r>
+    </w:p>
+    <w:p>
+      <w:pPr>
+        <w:pStyle w:val="ListParagraph"/>
+        <w:numPr>
+          <w:ilvl w:val="2"/>
+          <w:numId w:val="23"/>
+        </w:numPr>
+        <w:rPr>
+          <w:lang w:val="en-US"/>
+        </w:rPr>
+      </w:pPr>
+      <w:r>
+        <w:rPr>
+          <w:lang w:val="en-US"/>
+        </w:rPr>
+        <w:t xml:space="preserve">If the “Analyte” column holds </w:t>
+      </w:r>
+      <w:r>
+        <w:rPr>
+          <w:lang w:val="en-US"/>
+        </w:rPr>
+        <w:t xml:space="preserve">e.g. </w:t>
+      </w:r>
+      <w:r>
+        <w:rPr>
+          <w:lang w:val="en-US"/>
+        </w:rPr>
+        <w:t>“</w:t>
+      </w:r>
+      <w:r>
+        <w:rPr>
+          <w:lang w:val="en-US"/>
+        </w:rPr>
+        <w:t>Si29</w:t>
+      </w:r>
+      <w:r>
+        <w:rPr>
+          <w:lang w:val="en-US"/>
+        </w:rPr>
+        <w:t>” you have to fill the</w:t>
+      </w:r>
+      <w:r>
+        <w:rPr>
+          <w:lang w:val="en-US"/>
+        </w:rPr>
+        <w:t xml:space="preserve"> “</w:t>
+      </w:r>
+      <w:r>
+        <w:rPr>
+          <w:lang w:val="en-US"/>
+        </w:rPr>
+        <w:t>[µg/g]</w:t>
+      </w:r>
+      <w:r>
+        <w:rPr>
+          <w:lang w:val="en-US"/>
+        </w:rPr>
+        <w:t>”</w:t>
+      </w:r>
+      <w:r>
+        <w:rPr>
+          <w:lang w:val="en-US"/>
+        </w:rPr>
+        <w:t xml:space="preserve"> </w:t>
+      </w:r>
+      <w:r>
+        <w:rPr>
+          <w:lang w:val="en-US"/>
+        </w:rPr>
+        <w:t>colum</w:t>
+      </w:r>
+      <w:r>
+        <w:rPr>
+          <w:lang w:val="en-US"/>
+        </w:rPr>
+        <w:t>n</w:t>
+      </w:r>
+      <w:r>
+        <w:rPr>
+          <w:lang w:val="en-US"/>
+        </w:rPr>
+        <w:t xml:space="preserve"> whereas the </w:t>
+      </w:r>
+      <w:r>
+        <w:rPr>
+          <w:lang w:val="en-US"/>
+        </w:rPr>
+        <w:t>“% Total Oxides” and “</w:t>
+      </w:r>
+      <w:proofErr w:type="spellStart"/>
+      <w:r>
+        <w:rPr>
+          <w:lang w:val="en-US"/>
+        </w:rPr>
+        <w:t>FeO</w:t>
+      </w:r>
+      <w:proofErr w:type="spellEnd"/>
+      <w:r>
+        <w:rPr>
+          <w:lang w:val="en-US"/>
+        </w:rPr>
+        <w:t>…” columns</w:t>
+      </w:r>
+      <w:r>
+        <w:rPr>
+          <w:lang w:val="en-US"/>
+        </w:rPr>
+        <w:t xml:space="preserve"> stay empty.</w:t>
+      </w:r>
+    </w:p>
+    <w:p>
+      <w:pPr>
+        <w:pStyle w:val="ListParagraph"/>
+        <w:numPr>
+          <w:ilvl w:val="2"/>
+          <w:numId w:val="23"/>
+        </w:numPr>
+        <w:rPr>
+          <w:lang w:val="en-US"/>
+        </w:rPr>
+      </w:pPr>
+      <w:r>
+        <w:rPr>
+          <w:lang w:val="en-US"/>
+        </w:rPr>
+        <w:lastRenderedPageBreak/>
+        <w:t>If you did not put anything in the “Analyte” column you will not get a result.</w:t>
       </w:r>
     </w:p>
     <w:p>
@@ -1919,7 +2089,6 @@
         <w:rPr>
           <w:lang w:val="en-US"/>
         </w:rPr>
-        <w:lastRenderedPageBreak/>
         <w:t xml:space="preserve">Check if the software correctly imported the oxides via Settings &gt; </w:t>
       </w:r>
       <w:r>
